--- a/docs/系统功能提升实施方案.docx
+++ b/docs/系统功能提升实施方案.docx
@@ -1461,7 +1461,25 @@
                 <w:color w:val="333333"/>
                 <w:sz w:val="21"/>
               </w:rPr>
-              <w:t>未实施</w:t>
+              <w:t>部分实施（2026-10-10：</w:t>
+            </w:r>
+            <w:r>
+              <w:rPr>
+                <w:rFonts w:ascii="Calibri" w:hAnsi="Calibri" w:eastAsia="微软雅黑"/>
+                <w:b/>
+                <w:color w:val="333333"/>
+                <w:sz w:val="21"/>
+              </w:rPr>
+              <w:t>短信主动触达已上线</w:t>
+            </w:r>
+            <w:r>
+              <w:rPr>
+                <w:rFonts w:ascii="Calibri" w:hAnsi="Calibri" w:eastAsia="微软雅黑"/>
+                <w:b w:val="0"/>
+                <w:color w:val="333333"/>
+                <w:sz w:val="21"/>
+              </w:rPr>
+              <w:t>；推迟 7/15/30 天未实施）</w:t>
             </w:r>
           </w:p>
         </w:tc>
@@ -2260,6 +2278,133 @@
     </w:p>
     <w:p>
       <w:pPr>
+        <w:spacing w:before="80" w:after="160"/>
+        <w:ind w:left="170" w:right="170"/>
+        <w:shd w:val="clear" w:color="auto" w:fill="EAF3FB"/>
+        <w:pBdr>
+          <w:left w:val="single" w:sz="14" w:space="4" w:color="1E90FF"/>
+        </w:pBdr>
+      </w:pPr>
+      <w:r>
+        <w:rPr>
+          <w:rFonts w:ascii="Calibri" w:hAnsi="Calibri" w:eastAsia="微软雅黑"/>
+          <w:b w:val="0"/>
+          <w:color w:val="1F4D78"/>
+          <w:sz w:val="21"/>
+        </w:rPr>
+        <w:t>状态说明（2026-09-29 更新）：上表状态未发生变化。2026-09-20 ~ 2026-09-29 的迭代内容属于</w:t>
+      </w:r>
+      <w:r>
+        <w:rPr>
+          <w:rFonts w:ascii="Calibri" w:hAnsi="Calibri" w:eastAsia="微软雅黑"/>
+          <w:b/>
+          <w:color w:val="1F4D78"/>
+          <w:sz w:val="21"/>
+        </w:rPr>
+        <w:t>计划外新增需求</w:t>
+      </w:r>
+      <w:r>
+        <w:rPr>
+          <w:rFonts w:ascii="Calibri" w:hAnsi="Calibri" w:eastAsia="微软雅黑"/>
+          <w:b w:val="0"/>
+          <w:color w:val="1F4D78"/>
+          <w:sz w:val="21"/>
+        </w:rPr>
+        <w:t>——资产合同台账模块（含归档、附件、导入导出、查询统计、部门范围过滤）、</w:t>
+      </w:r>
+      <w:r>
+        <w:rPr>
+          <w:rFonts w:ascii="Calibri" w:hAnsi="Calibri" w:eastAsia="微软雅黑"/>
+          <w:b/>
+          <w:color w:val="1F4D78"/>
+          <w:sz w:val="21"/>
+        </w:rPr>
+        <w:t>资产合同租金收缴模块（`asset_rent_collections` 子表：弹窗内动态明细表、缴款方式枚举、默认直缴非税、归档只读、变更写入字段级日志）</w:t>
+      </w:r>
+      <w:r>
+        <w:rPr>
+          <w:rFonts w:ascii="Calibri" w:hAnsi="Calibri" w:eastAsia="微软雅黑"/>
+          <w:b w:val="0"/>
+          <w:color w:val="1F4D78"/>
+          <w:sz w:val="21"/>
+        </w:rPr>
+        <w:t xml:space="preserve">、项目合同主表改名 </w:t>
+      </w:r>
+      <w:r>
+        <w:rPr>
+          <w:rFonts w:ascii="Consolas" w:hAnsi="Consolas" w:eastAsia="微软雅黑"/>
+          <w:b w:val="0"/>
+          <w:color w:val="1F4D78"/>
+          <w:sz w:val="20"/>
+        </w:rPr>
+        <w:t>project_contracts</w:t>
+      </w:r>
+      <w:r>
+        <w:rPr>
+          <w:rFonts w:ascii="Calibri" w:hAnsi="Calibri" w:eastAsia="微软雅黑"/>
+          <w:b w:val="0"/>
+          <w:color w:val="1F4D78"/>
+          <w:sz w:val="21"/>
+        </w:rPr>
+        <w:t>、首页统计卡片与提醒列表改版（含“待收/支合同数/总金额”与“待收/支提醒”）、查询统计双选项卡、字段级变更日志、只读结果缓存与统计索引优化（</w:t>
+      </w:r>
+      <w:r>
+        <w:rPr>
+          <w:rFonts w:ascii="Consolas" w:hAnsi="Consolas" w:eastAsia="微软雅黑"/>
+          <w:b w:val="0"/>
+          <w:color w:val="1F4D78"/>
+          <w:sz w:val="20"/>
+        </w:rPr>
+        <w:t>schema_version</w:t>
+      </w:r>
+      <w:r>
+        <w:rPr>
+          <w:rFonts w:ascii="Calibri" w:hAnsi="Calibri" w:eastAsia="微软雅黑"/>
+          <w:b w:val="0"/>
+          <w:color w:val="1F4D78"/>
+          <w:sz w:val="21"/>
+        </w:rPr>
+        <w:t xml:space="preserve"> 已到 </w:t>
+      </w:r>
+      <w:r>
+        <w:rPr>
+          <w:rFonts w:ascii="Calibri" w:hAnsi="Calibri" w:eastAsia="微软雅黑"/>
+          <w:b/>
+          <w:color w:val="1F4D78"/>
+          <w:sz w:val="21"/>
+        </w:rPr>
+        <w:t>v18</w:t>
+      </w:r>
+      <w:r>
+        <w:rPr>
+          <w:rFonts w:ascii="Calibri" w:hAnsi="Calibri" w:eastAsia="微软雅黑"/>
+          <w:b w:val="0"/>
+          <w:color w:val="1F4D78"/>
+          <w:sz w:val="21"/>
+        </w:rPr>
+        <w:t>）等，详见《系统开发文档》V1.3、《数据字典表》V1.4、《资产合同台账表（asset_contracts）说明》与《资产合同台账页面说明》。其中新增的“字段级变更日志”（含租金明细变更）是</w:t>
+      </w:r>
+      <w:r>
+        <w:rPr>
+          <w:rFonts w:ascii="Calibri" w:hAnsi="Calibri" w:eastAsia="微软雅黑"/>
+          <w:b/>
+          <w:color w:val="1F4D78"/>
+          <w:sz w:val="21"/>
+        </w:rPr>
+        <w:t>字段级</w:t>
+      </w:r>
+      <w:r>
+        <w:rPr>
+          <w:rFonts w:ascii="Calibri" w:hAnsi="Calibri" w:eastAsia="微软雅黑"/>
+          <w:b w:val="0"/>
+          <w:color w:val="1F4D78"/>
+          <w:sz w:val="21"/>
+        </w:rPr>
+        <w:t>留痕能力，与第 3 项“敏感操作复核留痕”（要求归档、清空提醒强制填写原因）不重叠，第 3 项仍为未实施。当前数据规模为项目合同 639 条、资产合同 5 条、租金收取记录 16 条、用户 29 个、部门组合 15 个（1.1 节中的 640/26/13 为方案编制时实况）。</w:t>
+      </w:r>
+    </w:p>
+    <w:p>
+      <w:pPr>
         <w:pStyle w:val="Heading2"/>
       </w:pPr>
       <w:r>
@@ -5719,6 +5864,100 @@
           <w:sz w:val="22"/>
         </w:rPr>
         <w:t>远期可对接短信、邮件通知（预留通知配置项）。</w:t>
+      </w:r>
+    </w:p>
+    <w:p>
+      <w:r>
+        <w:rPr>
+          <w:rFonts w:ascii="Calibri" w:hAnsi="Calibri" w:eastAsia="微软雅黑"/>
+          <w:b/>
+          <w:color w:val="333333"/>
+          <w:sz w:val="22"/>
+        </w:rPr>
+        <w:t>V1.5 实施情况（2026-10-10，已上线）</w:t>
+      </w:r>
+      <w:r>
+        <w:rPr>
+          <w:rFonts w:ascii="Calibri" w:hAnsi="Calibri" w:eastAsia="微软雅黑"/>
+          <w:b w:val="0"/>
+          <w:color w:val="333333"/>
+          <w:sz w:val="22"/>
+        </w:rPr>
+        <w:t>：</w:t>
+      </w:r>
+    </w:p>
+    <w:p>
+      <w:pPr>
+        <w:pStyle w:val="ListBullet"/>
+      </w:pPr>
+      <w:r>
+        <w:rPr>
+          <w:rFonts w:ascii="Calibri" w:hAnsi="Calibri" w:eastAsia="微软雅黑"/>
+          <w:b/>
+          <w:color w:val="333333"/>
+          <w:sz w:val="22"/>
+        </w:rPr>
+        <w:t>短信主动触达已实现</w:t>
+      </w:r>
+      <w:r>
+        <w:rPr>
+          <w:rFonts w:ascii="Calibri" w:hAnsi="Calibri" w:eastAsia="微软雅黑"/>
+          <w:b w:val="0"/>
+          <w:color w:val="333333"/>
+          <w:sz w:val="22"/>
+        </w:rPr>
+        <w:t>：到期提醒 / 待收提醒 / 待支提醒可按“每人一条、每周一次（默认周一 09:00，可配置）”自动向经办人、现场负责人、责任人、承租人发送短信，无需用户登录；另提供合同内“模板催办 / 点对点发送”、独立“点对点发送”与“失败重发”。</w:t>
+      </w:r>
+    </w:p>
+    <w:p>
+      <w:pPr>
+        <w:pStyle w:val="ListBullet"/>
+      </w:pPr>
+      <w:r>
+        <w:rPr>
+          <w:rFonts w:ascii="Calibri" w:hAnsi="Calibri" w:eastAsia="微软雅黑"/>
+          <w:b w:val="0"/>
+          <w:color w:val="333333"/>
+          <w:sz w:val="22"/>
+        </w:rPr>
+        <w:t>支撑能力：短信平台配置与签名、发送记录（含回执/回复回写）、模板管理、连通性测试、单合同短信开关、错误信息中文化。</w:t>
+      </w:r>
+    </w:p>
+    <w:p>
+      <w:pPr>
+        <w:pStyle w:val="ListBullet"/>
+      </w:pPr>
+      <w:r>
+        <w:rPr>
+          <w:rFonts w:ascii="Calibri" w:hAnsi="Calibri" w:eastAsia="微软雅黑"/>
+          <w:b/>
+          <w:color w:val="333333"/>
+          <w:sz w:val="22"/>
+        </w:rPr>
+        <w:t>尚未实施</w:t>
+      </w:r>
+      <w:r>
+        <w:rPr>
+          <w:rFonts w:ascii="Calibri" w:hAnsi="Calibri" w:eastAsia="微软雅黑"/>
+          <w:b w:val="0"/>
+          <w:color w:val="333333"/>
+          <w:sz w:val="22"/>
+        </w:rPr>
+        <w:t>：提醒项“推迟 7 / 15 / 30 天”、首页“逾期未处理合同”列表、邮件通道。</w:t>
+      </w:r>
+    </w:p>
+    <w:p>
+      <w:pPr>
+        <w:pStyle w:val="ListBullet"/>
+      </w:pPr>
+      <w:r>
+        <w:rPr>
+          <w:rFonts w:ascii="Calibri" w:hAnsi="Calibri" w:eastAsia="微软雅黑"/>
+          <w:b w:val="0"/>
+          <w:color w:val="333333"/>
+          <w:sz w:val="22"/>
+        </w:rPr>
+        <w:t>详见《用户操作手册》第十章、《数据字典表》第 13/15/16 节、《系统开发文档》4.6 节、《短信提醒_数据库升级方案》。</w:t>
       </w:r>
     </w:p>
     <w:p>
@@ -10765,7 +11004,25 @@
                 <w:color w:val="333333"/>
                 <w:sz w:val="21"/>
               </w:rPr>
-              <w:t>《用户操作手册》（首页与到期提醒）</w:t>
+              <w:t>《用户操作手册》（首页与到期提醒、</w:t>
+            </w:r>
+            <w:r>
+              <w:rPr>
+                <w:rFonts w:ascii="Calibri" w:hAnsi="Calibri" w:eastAsia="微软雅黑"/>
+                <w:b/>
+                <w:color w:val="333333"/>
+                <w:sz w:val="21"/>
+              </w:rPr>
+              <w:t>第十章 短信提醒</w:t>
+            </w:r>
+            <w:r>
+              <w:rPr>
+                <w:rFonts w:ascii="Calibri" w:hAnsi="Calibri" w:eastAsia="微软雅黑"/>
+                <w:b w:val="0"/>
+                <w:color w:val="333333"/>
+                <w:sz w:val="21"/>
+              </w:rPr>
+              <w:t>）、《数据字典表》（第 7/13/15/16 节）、《系统开发文档》（4.4/4.6 节）</w:t>
             </w:r>
           </w:p>
         </w:tc>
